--- a/29. Matemática 4/Trabajos Prácticos/Trabajo Práctico N° 3 (R).docx
+++ b/29. Matemática 4/Trabajos Prácticos/Trabajo Práctico N° 3 (R).docx
@@ -1747,6 +1747,7 @@
         </w:rPr>
         <w:t xml:space="preserve"> </w:t>
       </w:r>
+      <w:proofErr w:type="spellStart"/>
       <w:r>
         <w:rPr>
           <w:rFonts w:ascii="Times New Roman" w:hAnsi="Times New Roman" w:cs="Times New Roman"/>
@@ -1755,8 +1756,9 @@
           <w:iCs/>
           <w:sz w:val="24"/>
         </w:rPr>
-        <w:t>a|b y b|c</w:t>
-      </w:r>
+        <w:t>a|b</w:t>
+      </w:r>
+      <w:proofErr w:type="spellEnd"/>
       <w:r>
         <w:rPr>
           <w:rFonts w:ascii="Times New Roman" w:hAnsi="Times New Roman" w:cs="Times New Roman"/>
@@ -1765,8 +1767,9 @@
           <w:iCs/>
           <w:sz w:val="24"/>
         </w:rPr>
-        <w:t xml:space="preserve">, entonces, </w:t>
-      </w:r>
+        <w:t xml:space="preserve"> y </w:t>
+      </w:r>
+      <w:proofErr w:type="spellStart"/>
       <w:r>
         <w:rPr>
           <w:rFonts w:ascii="Times New Roman" w:hAnsi="Times New Roman" w:cs="Times New Roman"/>
@@ -1775,8 +1778,31 @@
           <w:iCs/>
           <w:sz w:val="24"/>
         </w:rPr>
+        <w:t>b|c</w:t>
+      </w:r>
+      <w:proofErr w:type="spellEnd"/>
+      <w:r>
+        <w:rPr>
+          <w:rFonts w:ascii="Times New Roman" w:hAnsi="Times New Roman" w:cs="Times New Roman"/>
+          <w:bCs/>
+          <w:i/>
+          <w:iCs/>
+          <w:sz w:val="24"/>
+        </w:rPr>
+        <w:t xml:space="preserve">, entonces, </w:t>
+      </w:r>
+      <w:proofErr w:type="spellStart"/>
+      <w:r>
+        <w:rPr>
+          <w:rFonts w:ascii="Times New Roman" w:hAnsi="Times New Roman" w:cs="Times New Roman"/>
+          <w:bCs/>
+          <w:i/>
+          <w:iCs/>
+          <w:sz w:val="24"/>
+        </w:rPr>
         <w:t>a|c</w:t>
       </w:r>
+      <w:proofErr w:type="spellEnd"/>
       <w:r>
         <w:rPr>
           <w:rFonts w:ascii="Times New Roman" w:hAnsi="Times New Roman" w:cs="Times New Roman"/>
@@ -2700,6 +2726,7 @@
         </w:rPr>
         <w:t xml:space="preserve"> </w:t>
       </w:r>
+      <w:proofErr w:type="spellStart"/>
       <w:r>
         <w:rPr>
           <w:rFonts w:ascii="Times New Roman" w:hAnsi="Times New Roman" w:cs="Times New Roman"/>
@@ -2708,8 +2735,53 @@
           <w:iCs/>
           <w:sz w:val="24"/>
         </w:rPr>
-        <w:t>x|y y y|z, entonces, x|yz</w:t>
-      </w:r>
+        <w:t>x|y</w:t>
+      </w:r>
+      <w:proofErr w:type="spellEnd"/>
+      <w:r>
+        <w:rPr>
+          <w:rFonts w:ascii="Times New Roman" w:hAnsi="Times New Roman" w:cs="Times New Roman"/>
+          <w:bCs/>
+          <w:i/>
+          <w:iCs/>
+          <w:sz w:val="24"/>
+        </w:rPr>
+        <w:t xml:space="preserve"> y </w:t>
+      </w:r>
+      <w:proofErr w:type="spellStart"/>
+      <w:r>
+        <w:rPr>
+          <w:rFonts w:ascii="Times New Roman" w:hAnsi="Times New Roman" w:cs="Times New Roman"/>
+          <w:bCs/>
+          <w:i/>
+          <w:iCs/>
+          <w:sz w:val="24"/>
+        </w:rPr>
+        <w:t>y|z</w:t>
+      </w:r>
+      <w:proofErr w:type="spellEnd"/>
+      <w:r>
+        <w:rPr>
+          <w:rFonts w:ascii="Times New Roman" w:hAnsi="Times New Roman" w:cs="Times New Roman"/>
+          <w:bCs/>
+          <w:i/>
+          <w:iCs/>
+          <w:sz w:val="24"/>
+        </w:rPr>
+        <w:t xml:space="preserve">, entonces, </w:t>
+      </w:r>
+      <w:proofErr w:type="spellStart"/>
+      <w:r>
+        <w:rPr>
+          <w:rFonts w:ascii="Times New Roman" w:hAnsi="Times New Roman" w:cs="Times New Roman"/>
+          <w:bCs/>
+          <w:i/>
+          <w:iCs/>
+          <w:sz w:val="24"/>
+        </w:rPr>
+        <w:t>x|yz</w:t>
+      </w:r>
+      <w:proofErr w:type="spellEnd"/>
       <w:r>
         <w:rPr>
           <w:rFonts w:ascii="Times New Roman" w:hAnsi="Times New Roman" w:cs="Times New Roman"/>
@@ -3406,7 +3478,27 @@
           <w:iCs/>
           <w:sz w:val="24"/>
         </w:rPr>
-        <w:t>Si a un número se lo divide por 5, el resto es 3 y si se lo divide por 7, el resto es 4. ¿Cuál es el resto si se lo divide por 35?</w:t>
+        <w:t>Si a un número se lo divide por 5, el resto es 3 y</w:t>
+      </w:r>
+      <w:r>
+        <w:rPr>
+          <w:rFonts w:ascii="Times New Roman" w:hAnsi="Times New Roman" w:cs="Times New Roman"/>
+          <w:bCs/>
+          <w:i/>
+          <w:iCs/>
+          <w:sz w:val="24"/>
+        </w:rPr>
+        <w:t>,</w:t>
+      </w:r>
+      <w:r>
+        <w:rPr>
+          <w:rFonts w:ascii="Times New Roman" w:hAnsi="Times New Roman" w:cs="Times New Roman"/>
+          <w:bCs/>
+          <w:i/>
+          <w:iCs/>
+          <w:sz w:val="24"/>
+        </w:rPr>
+        <w:t xml:space="preserve"> si se lo divide por 7, el resto es 4. ¿Cuál es el resto si se lo divide por 35?</w:t>
       </w:r>
     </w:p>
     <w:p>
@@ -4090,17 +4182,16 @@
           <w:bCs/>
           <w:sz w:val="24"/>
         </w:rPr>
-        <w:t xml:space="preserve"> 3.</w:t>
-      </w:r>
-    </w:p>
-    <w:p>
-      <w:pPr>
-        <w:rPr>
-          <w:rFonts w:ascii="Times New Roman" w:eastAsiaTheme="minorEastAsia" w:hAnsi="Times New Roman" w:cs="Times New Roman"/>
-          <w:bCs/>
-          <w:sz w:val="24"/>
-        </w:rPr>
-      </w:pPr>
+        <w:t xml:space="preserve"> 3</w:t>
+      </w:r>
+      <w:r>
+        <w:rPr>
+          <w:rFonts w:ascii="Times New Roman" w:eastAsiaTheme="minorEastAsia" w:hAnsi="Times New Roman" w:cs="Times New Roman"/>
+          <w:bCs/>
+          <w:sz w:val="24"/>
+        </w:rPr>
+        <w:t xml:space="preserve">; </w:t>
+      </w:r>
       <m:oMath>
         <m:sSub>
           <m:sSubPr>
@@ -10592,13 +10683,23 @@
           <w:sz w:val="24"/>
         </w:rPr>
       </w:pPr>
-      <w:r>
-        <w:rPr>
-          <w:rFonts w:ascii="Times New Roman" w:hAnsi="Times New Roman" w:cs="Times New Roman"/>
-          <w:bCs/>
-          <w:sz w:val="24"/>
-        </w:rPr>
-        <w:t>p|ab= 6|6, pero p</w:t>
+      <w:proofErr w:type="spellStart"/>
+      <w:r>
+        <w:rPr>
+          <w:rFonts w:ascii="Times New Roman" w:hAnsi="Times New Roman" w:cs="Times New Roman"/>
+          <w:bCs/>
+          <w:sz w:val="24"/>
+        </w:rPr>
+        <w:t>p|ab</w:t>
+      </w:r>
+      <w:proofErr w:type="spellEnd"/>
+      <w:r>
+        <w:rPr>
+          <w:rFonts w:ascii="Times New Roman" w:hAnsi="Times New Roman" w:cs="Times New Roman"/>
+          <w:bCs/>
+          <w:sz w:val="24"/>
+        </w:rPr>
+        <w:t>= 6|6, pero p</w:t>
       </w:r>
       <m:oMath>
         <m:r>
@@ -10634,6 +10735,7 @@
         </w:rPr>
         <w:t xml:space="preserve">2 y </w:t>
       </w:r>
+      <w:proofErr w:type="spellStart"/>
       <w:r>
         <w:rPr>
           <w:rFonts w:ascii="Times New Roman" w:hAnsi="Times New Roman" w:cs="Times New Roman"/>
@@ -10642,6 +10744,7 @@
         </w:rPr>
         <w:t>p</w:t>
       </w:r>
+      <w:proofErr w:type="spellEnd"/>
       <m:oMath>
         <m:r>
           <w:rPr>
@@ -32273,15 +32376,7 @@
           <w:bCs/>
           <w:sz w:val="24"/>
         </w:rPr>
-        <w:t xml:space="preserve">* </w:t>
-      </w:r>
-      <w:r>
-        <w:rPr>
-          <w:rFonts w:ascii="Times New Roman" w:eastAsiaTheme="minorEastAsia" w:hAnsi="Times New Roman" w:cs="Times New Roman"/>
-          <w:bCs/>
-          <w:sz w:val="24"/>
-        </w:rPr>
-        <w:t xml:space="preserve">2 </w:t>
+        <w:t xml:space="preserve">* 2 </w:t>
       </w:r>
       <m:oMath>
         <m:rad>

--- a/29. Matemática 4/Trabajos Prácticos/Trabajo Práctico N° 3 (R).docx
+++ b/29. Matemática 4/Trabajos Prácticos/Trabajo Práctico N° 3 (R).docx
@@ -52786,7 +52786,196 @@
           <w:bCs/>
           <w:sz w:val="24"/>
         </w:rPr>
-        <w:t>= 1</w:t>
+        <w:t xml:space="preserve">= </w:t>
+      </w:r>
+      <m:oMath>
+        <m:rad>
+          <m:radPr>
+            <m:ctrlPr>
+              <w:rPr>
+                <w:rFonts w:ascii="Cambria Math" w:eastAsiaTheme="minorEastAsia" w:hAnsi="Cambria Math" w:cs="Times New Roman"/>
+                <w:bCs/>
+                <w:i/>
+                <w:sz w:val="24"/>
+              </w:rPr>
+            </m:ctrlPr>
+          </m:radPr>
+          <m:deg>
+            <m:r>
+              <w:rPr>
+                <w:rFonts w:ascii="Cambria Math" w:eastAsiaTheme="minorEastAsia" w:hAnsi="Cambria Math" w:cs="Times New Roman"/>
+                <w:sz w:val="24"/>
+              </w:rPr>
+              <m:t>6</m:t>
+            </m:r>
+          </m:deg>
+          <m:e>
+            <m:r>
+              <w:rPr>
+                <w:rFonts w:ascii="Cambria Math" w:eastAsiaTheme="minorEastAsia" w:hAnsi="Cambria Math" w:cs="Times New Roman"/>
+                <w:sz w:val="24"/>
+              </w:rPr>
+              <m:t>1</m:t>
+            </m:r>
+          </m:e>
+        </m:rad>
+      </m:oMath>
+      <w:r>
+        <w:rPr>
+          <w:rFonts w:ascii="Times New Roman" w:eastAsiaTheme="minorEastAsia" w:hAnsi="Times New Roman" w:cs="Times New Roman"/>
+          <w:bCs/>
+          <w:sz w:val="24"/>
+        </w:rPr>
+        <w:t xml:space="preserve"> </w:t>
+      </w:r>
+      <m:oMath>
+        <m:sSup>
+          <m:sSupPr>
+            <m:ctrlPr>
+              <w:rPr>
+                <w:rFonts w:ascii="Cambria Math" w:eastAsiaTheme="minorEastAsia" w:hAnsi="Cambria Math" w:cs="Times New Roman"/>
+                <w:bCs/>
+                <w:i/>
+                <w:sz w:val="24"/>
+              </w:rPr>
+            </m:ctrlPr>
+          </m:sSupPr>
+          <m:e>
+            <m:r>
+              <w:rPr>
+                <w:rFonts w:ascii="Cambria Math" w:eastAsiaTheme="minorEastAsia" w:hAnsi="Cambria Math" w:cs="Times New Roman"/>
+                <w:sz w:val="24"/>
+              </w:rPr>
+              <m:t>e</m:t>
+            </m:r>
+          </m:e>
+          <m:sup>
+            <m:r>
+              <w:rPr>
+                <w:rFonts w:ascii="Cambria Math" w:eastAsiaTheme="minorEastAsia" w:hAnsi="Cambria Math" w:cs="Times New Roman"/>
+                <w:sz w:val="24"/>
+              </w:rPr>
+              <m:t>i</m:t>
+            </m:r>
+            <m:f>
+              <m:fPr>
+                <m:ctrlPr>
+                  <w:rPr>
+                    <w:rFonts w:ascii="Cambria Math" w:eastAsiaTheme="minorEastAsia" w:hAnsi="Cambria Math" w:cs="Times New Roman"/>
+                    <w:bCs/>
+                    <w:i/>
+                    <w:sz w:val="24"/>
+                  </w:rPr>
+                </m:ctrlPr>
+              </m:fPr>
+              <m:num>
+                <m:f>
+                  <m:fPr>
+                    <m:ctrlPr>
+                      <w:rPr>
+                        <w:rFonts w:ascii="Cambria Math" w:eastAsiaTheme="minorEastAsia" w:hAnsi="Cambria Math" w:cs="Times New Roman"/>
+                        <w:bCs/>
+                        <w:i/>
+                        <w:sz w:val="24"/>
+                      </w:rPr>
+                    </m:ctrlPr>
+                  </m:fPr>
+                  <m:num>
+                    <m:r>
+                      <w:rPr>
+                        <w:rFonts w:ascii="Cambria Math" w:eastAsiaTheme="minorEastAsia" w:hAnsi="Cambria Math" w:cs="Times New Roman"/>
+                        <w:sz w:val="24"/>
+                      </w:rPr>
+                      <m:t>π</m:t>
+                    </m:r>
+                  </m:num>
+                  <m:den>
+                    <m:r>
+                      <w:rPr>
+                        <w:rFonts w:ascii="Cambria Math" w:eastAsiaTheme="minorEastAsia" w:hAnsi="Cambria Math" w:cs="Times New Roman"/>
+                        <w:sz w:val="24"/>
+                      </w:rPr>
+                      <m:t>2</m:t>
+                    </m:r>
+                  </m:den>
+                </m:f>
+                <m:r>
+                  <w:rPr>
+                    <w:rFonts w:ascii="Cambria Math" w:eastAsiaTheme="minorEastAsia" w:hAnsi="Cambria Math" w:cs="Times New Roman"/>
+                    <w:sz w:val="24"/>
+                  </w:rPr>
+                  <m:t>+2kπ</m:t>
+                </m:r>
+              </m:num>
+              <m:den>
+                <m:r>
+                  <w:rPr>
+                    <w:rFonts w:ascii="Cambria Math" w:eastAsiaTheme="minorEastAsia" w:hAnsi="Cambria Math" w:cs="Times New Roman"/>
+                    <w:sz w:val="24"/>
+                  </w:rPr>
+                  <m:t>7</m:t>
+                </m:r>
+              </m:den>
+            </m:f>
+          </m:sup>
+        </m:sSup>
+      </m:oMath>
+    </w:p>
+    <w:p>
+      <w:pPr>
+        <w:rPr>
+          <w:rFonts w:ascii="Times New Roman" w:eastAsiaTheme="minorEastAsia" w:hAnsi="Times New Roman" w:cs="Times New Roman"/>
+          <w:bCs/>
+          <w:sz w:val="24"/>
+        </w:rPr>
+      </w:pPr>
+      <m:oMath>
+        <m:sSub>
+          <m:sSubPr>
+            <m:ctrlPr>
+              <w:rPr>
+                <w:rFonts w:ascii="Cambria Math" w:eastAsiaTheme="minorEastAsia" w:hAnsi="Cambria Math" w:cs="Times New Roman"/>
+                <w:bCs/>
+                <w:i/>
+                <w:sz w:val="24"/>
+              </w:rPr>
+            </m:ctrlPr>
+          </m:sSubPr>
+          <m:e>
+            <m:r>
+              <w:rPr>
+                <w:rFonts w:ascii="Cambria Math" w:eastAsiaTheme="minorEastAsia" w:hAnsi="Cambria Math" w:cs="Times New Roman"/>
+                <w:sz w:val="24"/>
+              </w:rPr>
+              <m:t>w</m:t>
+            </m:r>
+          </m:e>
+          <m:sub>
+            <m:r>
+              <w:rPr>
+                <w:rFonts w:ascii="Cambria Math" w:eastAsiaTheme="minorEastAsia" w:hAnsi="Cambria Math" w:cs="Times New Roman"/>
+                <w:sz w:val="24"/>
+              </w:rPr>
+              <m:t>k</m:t>
+            </m:r>
+          </m:sub>
+        </m:sSub>
+      </m:oMath>
+      <w:r>
+        <w:rPr>
+          <w:rFonts w:ascii="Times New Roman" w:eastAsiaTheme="minorEastAsia" w:hAnsi="Times New Roman" w:cs="Times New Roman"/>
+          <w:bCs/>
+          <w:sz w:val="24"/>
+        </w:rPr>
+        <w:t xml:space="preserve">= </w:t>
+      </w:r>
+      <w:r>
+        <w:rPr>
+          <w:rFonts w:ascii="Times New Roman" w:eastAsiaTheme="minorEastAsia" w:hAnsi="Times New Roman" w:cs="Times New Roman"/>
+          <w:bCs/>
+          <w:sz w:val="24"/>
+        </w:rPr>
+        <w:t>1</w:t>
       </w:r>
       <m:oMath>
         <m:sSup>
